--- a/docs/Bookflow_adminisztacios_dokumentacio.docx
+++ b/docs/Bookflow_adminisztacios_dokumentacio.docx
@@ -179,6 +179,11 @@
     <w:p>
       <w:pPr>
         <w:pStyle w:val="NormlWeb"/>
+        <w:rPr>
+          <w:rStyle w:val="Kiemels2"/>
+          <w:rFonts w:eastAsiaTheme="majorEastAsia"/>
+          <w:noProof/>
+        </w:rPr>
       </w:pPr>
       <w:r>
         <w:t xml:space="preserve">Az alkalmazás indításakor a </w:t>
@@ -259,6 +264,11 @@
     </w:p>
     <w:p>
       <w:pPr>
+        <w:pStyle w:val="NormlWeb"/>
+      </w:pPr>
+    </w:p>
+    <w:p>
+      <w:pPr>
         <w:pStyle w:val="Cmsor2"/>
       </w:pPr>
       <w:bookmarkStart w:id="2" w:name="_Toc223429101"/>
@@ -310,6 +320,7 @@
           <w:rStyle w:val="Kiemels2"/>
           <w:rFonts w:eastAsiaTheme="majorEastAsia"/>
         </w:rPr>
+        <w:lastRenderedPageBreak/>
         <w:t>Jelszó</w:t>
       </w:r>
       <w:r>
@@ -320,141 +331,12 @@
       <w:pPr>
         <w:pStyle w:val="Cmsor3"/>
       </w:pPr>
-    </w:p>
-    <w:p>
-      <w:pPr>
-        <w:pStyle w:val="Cmsor2"/>
-      </w:pPr>
-      <w:bookmarkStart w:id="3" w:name="_Toc223429102"/>
-      <w:r>
-        <w:t>2</w:t>
-      </w:r>
-      <w:r>
-        <w:t>.2 Bejelentkezés menete</w:t>
-      </w:r>
-      <w:bookmarkEnd w:id="3"/>
-    </w:p>
-    <w:p>
-      <w:pPr>
-        <w:pStyle w:val="NormlWeb"/>
-        <w:numPr>
-          <w:ilvl w:val="0"/>
-          <w:numId w:val="3"/>
-        </w:numPr>
-      </w:pPr>
-      <w:r>
-        <w:t>Az Email mezőbe írja be az e-mail címét.</w:t>
-      </w:r>
-    </w:p>
-    <w:p>
-      <w:pPr>
-        <w:pStyle w:val="NormlWeb"/>
-        <w:numPr>
-          <w:ilvl w:val="0"/>
-          <w:numId w:val="3"/>
-        </w:numPr>
-      </w:pPr>
-      <w:r>
-        <w:t>A Jelszó mezőbe írja be a jelszót.</w:t>
-      </w:r>
-    </w:p>
-    <w:p>
-      <w:pPr>
-        <w:pStyle w:val="NormlWeb"/>
-        <w:numPr>
-          <w:ilvl w:val="0"/>
-          <w:numId w:val="3"/>
-        </w:numPr>
-      </w:pPr>
-      <w:r>
-        <w:t xml:space="preserve">Kattintson a </w:t>
-      </w:r>
-      <w:r>
-        <w:rPr>
-          <w:rStyle w:val="Kiemels2"/>
-          <w:rFonts w:eastAsiaTheme="majorEastAsia"/>
-        </w:rPr>
-        <w:t>„Bejelentkezés”</w:t>
-      </w:r>
-      <w:r>
-        <w:t xml:space="preserve"> gombra.</w:t>
-      </w:r>
-    </w:p>
-    <w:p>
-      <w:pPr>
-        <w:pStyle w:val="NormlWeb"/>
-      </w:pPr>
-      <w:r>
-        <w:t>Sikeres bejelentkezés után a rendszer betölti az adminisztrátori főoldalt.</w:t>
-      </w:r>
-      <w:r>
-        <w:br/>
-        <w:t>Sikertelen bejelentkezés esetén a rendszer hibaüzenetet jelenít meg.</w:t>
-      </w:r>
-    </w:p>
-    <w:p>
-      <w:pPr>
-        <w:pStyle w:val="NormlWeb"/>
-      </w:pPr>
-    </w:p>
-    <w:p>
-      <w:pPr>
-        <w:pStyle w:val="Cmsor1"/>
-      </w:pPr>
-      <w:bookmarkStart w:id="4" w:name="_Toc223429103"/>
-      <w:r>
-        <w:t>3</w:t>
-      </w:r>
-      <w:r>
-        <w:t>. Főoldal – Adminisztrátori felület</w:t>
-      </w:r>
-      <w:bookmarkEnd w:id="4"/>
-    </w:p>
-    <w:p>
-      <w:pPr>
-        <w:pStyle w:val="NormlWeb"/>
-      </w:pPr>
-      <w:r>
-        <w:t xml:space="preserve">A bejelentkezés után a </w:t>
-      </w:r>
-      <w:proofErr w:type="spellStart"/>
-      <w:r>
-        <w:rPr>
-          <w:rStyle w:val="Kiemels2"/>
-          <w:rFonts w:eastAsiaTheme="majorEastAsia"/>
-        </w:rPr>
-        <w:t>Bookflow</w:t>
-      </w:r>
-      <w:proofErr w:type="spellEnd"/>
-      <w:r>
-        <w:rPr>
-          <w:rStyle w:val="Kiemels2"/>
-          <w:rFonts w:eastAsiaTheme="majorEastAsia"/>
-        </w:rPr>
-        <w:t xml:space="preserve"> Adminisztrátori felület</w:t>
-      </w:r>
-      <w:r>
-        <w:t xml:space="preserve"> </w:t>
-      </w:r>
-      <w:proofErr w:type="spellStart"/>
-      <w:r>
-        <w:t>főképernyője</w:t>
-      </w:r>
-      <w:proofErr w:type="spellEnd"/>
-      <w:r>
-        <w:t xml:space="preserve"> jelenik meg.</w:t>
-      </w:r>
-    </w:p>
-    <w:p>
-      <w:pPr>
-        <w:pStyle w:val="NormlWeb"/>
-      </w:pPr>
       <w:r>
         <w:drawing>
-          <wp:inline distT="0" distB="0" distL="0" distR="0" wp14:anchorId="4F49E6CB" wp14:editId="75C55F6D">
-            <wp:extent cx="5760720" cy="4359275"/>
-            <wp:effectExtent l="0" t="0" r="0" b="3175"/>
-            <wp:docPr id="2" name="Kép 2"/>
+          <wp:inline distT="0" distB="0" distL="0" distR="0" wp14:anchorId="0DACB4A7" wp14:editId="359B1CCC">
+            <wp:extent cx="5760720" cy="3190875"/>
+            <wp:effectExtent l="0" t="0" r="0" b="9525"/>
+            <wp:docPr id="9" name="Kép 9"/>
             <wp:cNvGraphicFramePr>
               <a:graphicFrameLocks xmlns:a="http://schemas.openxmlformats.org/drawingml/2006/main" noChangeAspect="1"/>
             </wp:cNvGraphicFramePr>
@@ -474,7 +356,7 @@
                   <pic:spPr>
                     <a:xfrm>
                       <a:off x="0" y="0"/>
-                      <a:ext cx="5760720" cy="4359275"/>
+                      <a:ext cx="5760720" cy="3190875"/>
                     </a:xfrm>
                     <a:prstGeom prst="rect">
                       <a:avLst/>
@@ -489,22 +371,27 @@
     </w:p>
     <w:p>
       <w:pPr>
-        <w:pStyle w:val="NormlWeb"/>
-      </w:pPr>
-      <w:r>
-        <w:t>A főoldal funkciói:</w:t>
-      </w:r>
+        <w:pStyle w:val="Cmsor2"/>
+      </w:pPr>
+      <w:bookmarkStart w:id="3" w:name="_Toc223429102"/>
+      <w:r>
+        <w:t>2</w:t>
+      </w:r>
+      <w:r>
+        <w:t>.2 Bejelentkezés menete</w:t>
+      </w:r>
+      <w:bookmarkEnd w:id="3"/>
     </w:p>
     <w:p>
       <w:pPr>
         <w:pStyle w:val="NormlWeb"/>
         <w:numPr>
           <w:ilvl w:val="0"/>
-          <w:numId w:val="8"/>
+          <w:numId w:val="3"/>
         </w:numPr>
       </w:pPr>
       <w:r>
-        <w:t>Könyvek listázása</w:t>
+        <w:t>Az Email mezőbe írja be az e-mail címét.</w:t>
       </w:r>
     </w:p>
     <w:p>
@@ -512,11 +399,11 @@
         <w:pStyle w:val="NormlWeb"/>
         <w:numPr>
           <w:ilvl w:val="0"/>
-          <w:numId w:val="8"/>
+          <w:numId w:val="3"/>
         </w:numPr>
       </w:pPr>
       <w:r>
-        <w:t>Keresés</w:t>
+        <w:t>A Jelszó mezőbe írja be a jelszót.</w:t>
       </w:r>
     </w:p>
     <w:p>
@@ -524,86 +411,45 @@
         <w:pStyle w:val="NormlWeb"/>
         <w:numPr>
           <w:ilvl w:val="0"/>
-          <w:numId w:val="8"/>
+          <w:numId w:val="3"/>
         </w:numPr>
       </w:pPr>
       <w:r>
-        <w:t>Új könyv felvétele</w:t>
-      </w:r>
-      <w:r>
-        <w:t xml:space="preserve"> (Bal felső sarok)</w:t>
-      </w:r>
-    </w:p>
-    <w:p>
-      <w:pPr>
-        <w:pStyle w:val="NormlWeb"/>
-        <w:numPr>
-          <w:ilvl w:val="0"/>
-          <w:numId w:val="8"/>
-        </w:numPr>
-      </w:pPr>
-      <w:r>
-        <w:t>Könyv törlése</w:t>
-      </w:r>
-    </w:p>
-    <w:p>
-      <w:pPr>
-        <w:pStyle w:val="NormlWeb"/>
-        <w:numPr>
-          <w:ilvl w:val="0"/>
-          <w:numId w:val="8"/>
-        </w:numPr>
-      </w:pPr>
-      <w:r>
-        <w:lastRenderedPageBreak/>
-        <w:t>Kilépés az alkalmazásból</w:t>
-      </w:r>
-      <w:r>
-        <w:t xml:space="preserve"> (Jobb felső sarok X)</w:t>
-      </w:r>
-    </w:p>
-    <w:p>
-      <w:pPr>
-        <w:pStyle w:val="Cmsor1"/>
-      </w:pPr>
-      <w:bookmarkStart w:id="5" w:name="_Toc223429104"/>
-      <w:r>
-        <w:t>4</w:t>
-      </w:r>
-      <w:r>
-        <w:t>. Könyvek keresése</w:t>
-      </w:r>
-      <w:bookmarkEnd w:id="5"/>
-    </w:p>
-    <w:p>
-      <w:pPr>
-        <w:pStyle w:val="NormlWeb"/>
-      </w:pPr>
-      <w:r>
-        <w:t xml:space="preserve">A főoldalon található egy </w:t>
+        <w:t xml:space="preserve">Kattintson a </w:t>
       </w:r>
       <w:r>
         <w:rPr>
           <w:rStyle w:val="Kiemels2"/>
           <w:rFonts w:eastAsiaTheme="majorEastAsia"/>
         </w:rPr>
-        <w:t>„Keresés”</w:t>
-      </w:r>
-      <w:r>
-        <w:t xml:space="preserve"> mező.</w:t>
-      </w:r>
-    </w:p>
-    <w:p>
-      <w:pPr>
-        <w:pStyle w:val="NormlWeb"/>
-        <w:jc w:val="center"/>
+        <w:t>„Bejelentkezés”</w:t>
+      </w:r>
+      <w:r>
+        <w:t xml:space="preserve"> gombra.</w:t>
+      </w:r>
+    </w:p>
+    <w:p>
+      <w:pPr>
+        <w:pStyle w:val="NormlWeb"/>
+      </w:pPr>
+      <w:r>
+        <w:t>Sikeres bejelentkezés után a rendszer betölti az adminisztrátori főoldalt.</w:t>
+      </w:r>
+      <w:r>
+        <w:br/>
+        <w:t>Sikertelen bejelentkezés esetén a rendszer hibaüzenetet jelenít meg.</w:t>
+      </w:r>
+    </w:p>
+    <w:p>
+      <w:pPr>
+        <w:pStyle w:val="NormlWeb"/>
       </w:pPr>
       <w:r>
         <w:drawing>
-          <wp:inline distT="0" distB="0" distL="0" distR="0" wp14:anchorId="38665AB8" wp14:editId="2310745C">
-            <wp:extent cx="3724795" cy="409632"/>
-            <wp:effectExtent l="0" t="0" r="9525" b="9525"/>
-            <wp:docPr id="3" name="Kép 3"/>
+          <wp:inline distT="0" distB="0" distL="0" distR="0" wp14:anchorId="24E9A944" wp14:editId="48A9199C">
+            <wp:extent cx="5760720" cy="548005"/>
+            <wp:effectExtent l="0" t="0" r="0" b="4445"/>
+            <wp:docPr id="10" name="Kép 10"/>
             <wp:cNvGraphicFramePr>
               <a:graphicFrameLocks xmlns:a="http://schemas.openxmlformats.org/drawingml/2006/main" noChangeAspect="1"/>
             </wp:cNvGraphicFramePr>
@@ -623,7 +469,7 @@
                   <pic:spPr>
                     <a:xfrm>
                       <a:off x="0" y="0"/>
-                      <a:ext cx="3724795" cy="409632"/>
+                      <a:ext cx="5760720" cy="548005"/>
                     </a:xfrm>
                     <a:prstGeom prst="rect">
                       <a:avLst/>
@@ -638,84 +484,72 @@
     </w:p>
     <w:p>
       <w:pPr>
-        <w:pStyle w:val="Cmsor3"/>
-      </w:pPr>
-      <w:bookmarkStart w:id="6" w:name="_Toc223429105"/>
-      <w:r>
-        <w:t>Használata:</w:t>
-      </w:r>
-      <w:bookmarkEnd w:id="6"/>
-    </w:p>
-    <w:p>
-      <w:pPr>
-        <w:pStyle w:val="NormlWeb"/>
-        <w:numPr>
-          <w:ilvl w:val="0"/>
-          <w:numId w:val="9"/>
-        </w:numPr>
-      </w:pPr>
-      <w:r>
-        <w:t>Írja be a keresett könyv címét (vagy annak egy részét).</w:t>
-      </w:r>
-    </w:p>
-    <w:p>
-      <w:pPr>
-        <w:pStyle w:val="NormlWeb"/>
-        <w:numPr>
-          <w:ilvl w:val="0"/>
-          <w:numId w:val="9"/>
-        </w:numPr>
-      </w:pPr>
-      <w:r>
-        <w:t>A rendszer automatikusan vagy gombnyomásra szűri a listát.</w:t>
-      </w:r>
-    </w:p>
-    <w:p>
-      <w:pPr>
-        <w:pStyle w:val="NormlWeb"/>
-      </w:pPr>
-      <w:r>
-        <w:t>A keresés célja a könyvek gyors megtalálása nagy adatbázis esetén.</w:t>
-      </w:r>
+        <w:pStyle w:val="NormlWeb"/>
+      </w:pPr>
     </w:p>
     <w:p>
       <w:pPr>
         <w:pStyle w:val="Cmsor1"/>
       </w:pPr>
-      <w:bookmarkStart w:id="7" w:name="_Toc223429106"/>
-      <w:r>
-        <w:t>5</w:t>
-      </w:r>
-      <w:r>
-        <w:t>. Új könyv felvétele</w:t>
-      </w:r>
-      <w:bookmarkEnd w:id="7"/>
-    </w:p>
-    <w:p>
-      <w:pPr>
-        <w:pStyle w:val="NormlWeb"/>
-      </w:pPr>
-      <w:r>
-        <w:t>Az „Új könyv felvétele” funkció segítségével új könyv rögzíthető a</w:t>
-      </w:r>
-      <w:r>
-        <w:t>z adatbázisba</w:t>
-      </w:r>
-      <w:r>
-        <w:t>.</w:t>
-      </w:r>
-    </w:p>
-    <w:p>
-      <w:pPr>
-        <w:pStyle w:val="NormlWeb"/>
-        <w:jc w:val="center"/>
-      </w:pPr>
-      <w:r>
+      <w:bookmarkStart w:id="4" w:name="_Toc223429103"/>
+      <w:r>
+        <w:t>3</w:t>
+      </w:r>
+      <w:r>
+        <w:t>. Főoldal – Adminisztrátori felület</w:t>
+      </w:r>
+      <w:bookmarkEnd w:id="4"/>
+    </w:p>
+    <w:p>
+      <w:pPr>
+        <w:pStyle w:val="NormlWeb"/>
+      </w:pPr>
+      <w:r>
+        <w:t xml:space="preserve">A bejelentkezés után a </w:t>
+      </w:r>
+      <w:proofErr w:type="spellStart"/>
+      <w:r>
+        <w:rPr>
+          <w:rStyle w:val="Kiemels2"/>
+          <w:rFonts w:eastAsiaTheme="majorEastAsia"/>
+        </w:rPr>
+        <w:t>Bookflow</w:t>
+      </w:r>
+      <w:proofErr w:type="spellEnd"/>
+      <w:r>
+        <w:rPr>
+          <w:rStyle w:val="Kiemels2"/>
+          <w:rFonts w:eastAsiaTheme="majorEastAsia"/>
+        </w:rPr>
+        <w:t xml:space="preserve"> Adminisztrátori felület</w:t>
+      </w:r>
+      <w:r>
+        <w:t xml:space="preserve"> </w:t>
+      </w:r>
+      <w:proofErr w:type="spellStart"/>
+      <w:r>
+        <w:t>főképernyője</w:t>
+      </w:r>
+      <w:proofErr w:type="spellEnd"/>
+      <w:r>
+        <w:t xml:space="preserve"> jelenik meg.</w:t>
+      </w:r>
+    </w:p>
+    <w:p>
+      <w:pPr>
+        <w:pStyle w:val="NormlWeb"/>
+      </w:pPr>
+      <w:bookmarkStart w:id="5" w:name="_GoBack"/>
+      <w:r>
+        <w:rPr>
+          <w:noProof/>
+        </w:rPr>
+        <w:lastRenderedPageBreak/>
         <w:drawing>
-          <wp:inline distT="0" distB="0" distL="0" distR="0" wp14:anchorId="75689EB0" wp14:editId="1E8CBA34">
-            <wp:extent cx="3848637" cy="3924848"/>
-            <wp:effectExtent l="0" t="0" r="0" b="0"/>
-            <wp:docPr id="4" name="Kép 4"/>
+          <wp:inline distT="0" distB="0" distL="0" distR="0" wp14:anchorId="4F49E6CB" wp14:editId="75C55F6D">
+            <wp:extent cx="5400675" cy="4086819"/>
+            <wp:effectExtent l="0" t="0" r="0" b="9525"/>
+            <wp:docPr id="2" name="Kép 2"/>
             <wp:cNvGraphicFramePr>
               <a:graphicFrameLocks xmlns:a="http://schemas.openxmlformats.org/drawingml/2006/main" noChangeAspect="1"/>
             </wp:cNvGraphicFramePr>
@@ -735,7 +569,7 @@
                   <pic:spPr>
                     <a:xfrm>
                       <a:off x="0" y="0"/>
-                      <a:ext cx="3848637" cy="3924848"/>
+                      <a:ext cx="5597740" cy="4235943"/>
                     </a:xfrm>
                     <a:prstGeom prst="rect">
                       <a:avLst/>
@@ -747,214 +581,127 @@
           </wp:inline>
         </w:drawing>
       </w:r>
-    </w:p>
-    <w:p>
-      <w:pPr>
-        <w:pStyle w:val="Cmsor2"/>
-      </w:pPr>
-      <w:bookmarkStart w:id="8" w:name="_Toc223429107"/>
-      <w:r>
-        <w:t>5</w:t>
-      </w:r>
-      <w:r>
-        <w:t>.1 Kitöltendő mezők</w:t>
-      </w:r>
-      <w:bookmarkEnd w:id="8"/>
+      <w:bookmarkEnd w:id="5"/>
+    </w:p>
+    <w:p>
+      <w:pPr>
+        <w:pStyle w:val="NormlWeb"/>
+      </w:pPr>
+      <w:r>
+        <w:t>A főoldal funkciói:</w:t>
+      </w:r>
     </w:p>
     <w:p>
       <w:pPr>
         <w:pStyle w:val="NormlWeb"/>
         <w:numPr>
           <w:ilvl w:val="0"/>
-          <w:numId w:val="10"/>
+          <w:numId w:val="8"/>
         </w:numPr>
       </w:pPr>
+      <w:r>
+        <w:t>Könyvek listázása</w:t>
+      </w:r>
+    </w:p>
+    <w:p>
+      <w:pPr>
+        <w:pStyle w:val="NormlWeb"/>
+        <w:numPr>
+          <w:ilvl w:val="0"/>
+          <w:numId w:val="8"/>
+        </w:numPr>
+      </w:pPr>
+      <w:r>
+        <w:t>Keresés</w:t>
+      </w:r>
+    </w:p>
+    <w:p>
+      <w:pPr>
+        <w:pStyle w:val="NormlWeb"/>
+        <w:numPr>
+          <w:ilvl w:val="0"/>
+          <w:numId w:val="8"/>
+        </w:numPr>
+      </w:pPr>
+      <w:r>
+        <w:t>Új könyv felvétele</w:t>
+      </w:r>
+      <w:r>
+        <w:t xml:space="preserve"> (Bal felső sarok)</w:t>
+      </w:r>
+    </w:p>
+    <w:p>
+      <w:pPr>
+        <w:pStyle w:val="NormlWeb"/>
+        <w:numPr>
+          <w:ilvl w:val="0"/>
+          <w:numId w:val="8"/>
+        </w:numPr>
+      </w:pPr>
+      <w:r>
+        <w:t>Könyv törlése</w:t>
+      </w:r>
+    </w:p>
+    <w:p>
+      <w:pPr>
+        <w:pStyle w:val="NormlWeb"/>
+        <w:numPr>
+          <w:ilvl w:val="0"/>
+          <w:numId w:val="8"/>
+        </w:numPr>
+      </w:pPr>
+      <w:r>
+        <w:t>Kilépés az alkalmazásból</w:t>
+      </w:r>
+      <w:r>
+        <w:t xml:space="preserve"> (Jobb felső sarok X)</w:t>
+      </w:r>
+    </w:p>
+    <w:p>
+      <w:pPr>
+        <w:pStyle w:val="Cmsor1"/>
+      </w:pPr>
+      <w:bookmarkStart w:id="6" w:name="_Toc223429104"/>
+      <w:r>
+        <w:t>4</w:t>
+      </w:r>
+      <w:r>
+        <w:t>. Könyvek keresése</w:t>
+      </w:r>
+      <w:bookmarkEnd w:id="6"/>
+    </w:p>
+    <w:p>
+      <w:pPr>
+        <w:pStyle w:val="NormlWeb"/>
+      </w:pPr>
+      <w:r>
+        <w:t xml:space="preserve">A főoldalon található egy </w:t>
+      </w:r>
       <w:r>
         <w:rPr>
           <w:rStyle w:val="Kiemels2"/>
           <w:rFonts w:eastAsiaTheme="majorEastAsia"/>
         </w:rPr>
-        <w:t>Cím</w:t>
-      </w:r>
-      <w:r>
-        <w:t xml:space="preserve"> – a könyv címe</w:t>
-      </w:r>
-    </w:p>
-    <w:p>
-      <w:pPr>
-        <w:pStyle w:val="NormlWeb"/>
-        <w:numPr>
-          <w:ilvl w:val="0"/>
-          <w:numId w:val="10"/>
-        </w:numPr>
+        <w:t>„Keresés”</w:t>
+      </w:r>
+      <w:r>
+        <w:t xml:space="preserve"> mező.</w:t>
+      </w:r>
+    </w:p>
+    <w:p>
+      <w:pPr>
+        <w:pStyle w:val="NormlWeb"/>
+        <w:jc w:val="center"/>
       </w:pPr>
       <w:r>
         <w:rPr>
-          <w:rStyle w:val="Kiemels2"/>
-          <w:rFonts w:eastAsiaTheme="majorEastAsia"/>
+          <w:noProof/>
         </w:rPr>
-        <w:t>Szerző</w:t>
-      </w:r>
-      <w:r>
-        <w:t xml:space="preserve"> – a könyv szerzője</w:t>
-      </w:r>
-    </w:p>
-    <w:p>
-      <w:pPr>
-        <w:pStyle w:val="NormlWeb"/>
-        <w:numPr>
-          <w:ilvl w:val="0"/>
-          <w:numId w:val="10"/>
-        </w:numPr>
-      </w:pPr>
-      <w:r>
-        <w:rPr>
-          <w:rStyle w:val="Kiemels2"/>
-          <w:rFonts w:eastAsiaTheme="majorEastAsia"/>
-        </w:rPr>
-        <w:t>Kategória</w:t>
-      </w:r>
-      <w:r>
-        <w:t xml:space="preserve"> – legördülő listából választható</w:t>
-      </w:r>
-    </w:p>
-    <w:p>
-      <w:pPr>
-        <w:pStyle w:val="NormlWeb"/>
-        <w:numPr>
-          <w:ilvl w:val="0"/>
-          <w:numId w:val="10"/>
-        </w:numPr>
-      </w:pPr>
-      <w:r>
-        <w:rPr>
-          <w:rStyle w:val="Kiemels2"/>
-          <w:rFonts w:eastAsiaTheme="majorEastAsia"/>
-        </w:rPr>
-        <w:lastRenderedPageBreak/>
-        <w:t>Leírás</w:t>
-      </w:r>
-      <w:r>
-        <w:t xml:space="preserve"> – részletes ismertető</w:t>
-      </w:r>
-    </w:p>
-    <w:p>
-      <w:pPr>
-        <w:pStyle w:val="NormlWeb"/>
-        <w:numPr>
-          <w:ilvl w:val="0"/>
-          <w:numId w:val="10"/>
-        </w:numPr>
-      </w:pPr>
-      <w:r>
-        <w:rPr>
-          <w:rStyle w:val="Kiemels2"/>
-          <w:rFonts w:eastAsiaTheme="majorEastAsia"/>
-        </w:rPr>
-        <w:t>Kép</w:t>
-      </w:r>
-      <w:r>
-        <w:t xml:space="preserve"> – könyv borítóképe</w:t>
-      </w:r>
-    </w:p>
-    <w:p>
-      <w:pPr>
-        <w:pStyle w:val="Cmsor3"/>
-      </w:pPr>
-    </w:p>
-    <w:p>
-      <w:pPr>
-        <w:pStyle w:val="Cmsor2"/>
-      </w:pPr>
-      <w:bookmarkStart w:id="9" w:name="_Toc223429108"/>
-      <w:r>
-        <w:t>5</w:t>
-      </w:r>
-      <w:r>
-        <w:t>.2 Könyv mentése</w:t>
-      </w:r>
-      <w:bookmarkEnd w:id="9"/>
-    </w:p>
-    <w:p>
-      <w:pPr>
-        <w:pStyle w:val="NormlWeb"/>
-        <w:numPr>
-          <w:ilvl w:val="0"/>
-          <w:numId w:val="11"/>
-        </w:numPr>
-      </w:pPr>
-      <w:r>
-        <w:t>Töltse ki a kötelező mezőket.</w:t>
-      </w:r>
-    </w:p>
-    <w:p>
-      <w:pPr>
-        <w:pStyle w:val="NormlWeb"/>
-        <w:numPr>
-          <w:ilvl w:val="0"/>
-          <w:numId w:val="11"/>
-        </w:numPr>
-      </w:pPr>
-      <w:r>
-        <w:t xml:space="preserve">Kattintson a </w:t>
-      </w:r>
-      <w:r>
-        <w:rPr>
-          <w:rStyle w:val="Kiemels2"/>
-          <w:rFonts w:eastAsiaTheme="majorEastAsia"/>
-        </w:rPr>
-        <w:t>„Kép választása”</w:t>
-      </w:r>
-      <w:r>
-        <w:t xml:space="preserve"> gombra (ha képet is szeretne feltölteni).</w:t>
-      </w:r>
-    </w:p>
-    <w:p>
-      <w:pPr>
-        <w:pStyle w:val="NormlWeb"/>
-        <w:numPr>
-          <w:ilvl w:val="0"/>
-          <w:numId w:val="11"/>
-        </w:numPr>
-      </w:pPr>
-      <w:r>
-        <w:t>Válasszon ki egy képfájlt a számítógépről.</w:t>
-      </w:r>
-    </w:p>
-    <w:p>
-      <w:pPr>
-        <w:pStyle w:val="NormlWeb"/>
-        <w:numPr>
-          <w:ilvl w:val="0"/>
-          <w:numId w:val="11"/>
-        </w:numPr>
-      </w:pPr>
-      <w:r>
-        <w:t xml:space="preserve">Kattintson a </w:t>
-      </w:r>
-      <w:r>
-        <w:rPr>
-          <w:rStyle w:val="Kiemels2"/>
-          <w:rFonts w:eastAsiaTheme="majorEastAsia"/>
-        </w:rPr>
-        <w:t>„Mentés”</w:t>
-      </w:r>
-      <w:r>
-        <w:t xml:space="preserve"> gombra.</w:t>
-      </w:r>
-    </w:p>
-    <w:p>
-      <w:pPr>
-        <w:pStyle w:val="NormlWeb"/>
-        <w:ind w:left="720"/>
-        <w:jc w:val="center"/>
-      </w:pPr>
-      <w:r>
         <w:drawing>
-          <wp:inline distT="0" distB="0" distL="0" distR="0" wp14:anchorId="399014DB" wp14:editId="04A98785">
-            <wp:extent cx="3858163" cy="3915321"/>
+          <wp:inline distT="0" distB="0" distL="0" distR="0" wp14:anchorId="38665AB8" wp14:editId="2310745C">
+            <wp:extent cx="3724795" cy="409632"/>
             <wp:effectExtent l="0" t="0" r="9525" b="9525"/>
-            <wp:docPr id="5" name="Kép 5"/>
+            <wp:docPr id="3" name="Kép 3"/>
             <wp:cNvGraphicFramePr>
               <a:graphicFrameLocks xmlns:a="http://schemas.openxmlformats.org/drawingml/2006/main" noChangeAspect="1"/>
             </wp:cNvGraphicFramePr>
@@ -974,7 +721,7 @@
                   <pic:spPr>
                     <a:xfrm>
                       <a:off x="0" y="0"/>
-                      <a:ext cx="3858163" cy="3915321"/>
+                      <a:ext cx="3724795" cy="409632"/>
                     </a:xfrm>
                     <a:prstGeom prst="rect">
                       <a:avLst/>
@@ -989,22 +736,24 @@
     </w:p>
     <w:p>
       <w:pPr>
-        <w:pStyle w:val="NormlWeb"/>
-      </w:pPr>
-      <w:r>
-        <w:t>Sikeres mentés után:</w:t>
-      </w:r>
+        <w:pStyle w:val="Cmsor3"/>
+      </w:pPr>
+      <w:bookmarkStart w:id="7" w:name="_Toc223429105"/>
+      <w:r>
+        <w:t>Használata:</w:t>
+      </w:r>
+      <w:bookmarkEnd w:id="7"/>
     </w:p>
     <w:p>
       <w:pPr>
         <w:pStyle w:val="NormlWeb"/>
         <w:numPr>
           <w:ilvl w:val="0"/>
-          <w:numId w:val="12"/>
+          <w:numId w:val="9"/>
         </w:numPr>
       </w:pPr>
       <w:r>
-        <w:t>A könyv bekerül az adatbázisba.</w:t>
+        <w:t>Írja be a keresett könyv címét (vagy annak egy részét).</w:t>
       </w:r>
     </w:p>
     <w:p>
@@ -1012,180 +761,63 @@
         <w:pStyle w:val="NormlWeb"/>
         <w:numPr>
           <w:ilvl w:val="0"/>
-          <w:numId w:val="12"/>
+          <w:numId w:val="9"/>
         </w:numPr>
       </w:pPr>
       <w:r>
-        <w:t>Megjelenik a főoldali listában.</w:t>
-      </w:r>
-    </w:p>
-    <w:p>
-      <w:pPr>
-        <w:pStyle w:val="Cmsor2"/>
-      </w:pPr>
-      <w:bookmarkStart w:id="10" w:name="_Toc223429109"/>
-      <w:r>
+        <w:t>A rendszer automatikusan vagy gombnyomásra szűri a listát.</w:t>
+      </w:r>
+    </w:p>
+    <w:p>
+      <w:pPr>
+        <w:pStyle w:val="NormlWeb"/>
+      </w:pPr>
+      <w:r>
+        <w:t>A keresés célja a könyvek gyors megtalálása nagy adatbázis esetén.</w:t>
+      </w:r>
+    </w:p>
+    <w:p>
+      <w:pPr>
+        <w:pStyle w:val="Cmsor1"/>
+      </w:pPr>
+      <w:bookmarkStart w:id="8" w:name="_Toc223429106"/>
+      <w:r>
+        <w:lastRenderedPageBreak/>
         <w:t>5</w:t>
       </w:r>
       <w:r>
-        <w:t>.3 Mégse gomb</w:t>
-      </w:r>
-      <w:bookmarkEnd w:id="10"/>
-    </w:p>
-    <w:p>
-      <w:pPr>
-        <w:pStyle w:val="NormlWeb"/>
-      </w:pPr>
-      <w:r>
-        <w:t xml:space="preserve">A </w:t>
-      </w:r>
+        <w:t>. Új könyv felvétele</w:t>
+      </w:r>
+      <w:bookmarkEnd w:id="8"/>
+    </w:p>
+    <w:p>
+      <w:pPr>
+        <w:pStyle w:val="NormlWeb"/>
+      </w:pPr>
+      <w:r>
+        <w:t>Az „Új könyv felvétele” funkció segítségével új könyv rögzíthető a</w:t>
+      </w:r>
+      <w:r>
+        <w:t>z adatbázisba</w:t>
+      </w:r>
+      <w:r>
+        <w:t>.</w:t>
+      </w:r>
+    </w:p>
+    <w:p>
+      <w:pPr>
+        <w:pStyle w:val="NormlWeb"/>
+        <w:jc w:val="center"/>
+      </w:pPr>
       <w:r>
         <w:rPr>
-          <w:rStyle w:val="Kiemels2"/>
-          <w:rFonts w:eastAsiaTheme="majorEastAsia"/>
-        </w:rPr>
-        <w:t>„Mégse”</w:t>
-      </w:r>
-      <w:r>
-        <w:t xml:space="preserve"> gomb megnyomásával:</w:t>
-      </w:r>
-    </w:p>
-    <w:p>
-      <w:pPr>
-        <w:pStyle w:val="NormlWeb"/>
-        <w:numPr>
-          <w:ilvl w:val="0"/>
-          <w:numId w:val="13"/>
-        </w:numPr>
-      </w:pPr>
-      <w:r>
-        <w:t>A rendszer elveti a módosításokat.</w:t>
-      </w:r>
-    </w:p>
-    <w:p>
-      <w:pPr>
-        <w:pStyle w:val="NormlWeb"/>
-        <w:numPr>
-          <w:ilvl w:val="0"/>
-          <w:numId w:val="13"/>
-        </w:numPr>
-      </w:pPr>
-      <w:r>
-        <w:t>Visszalép az előző képernyőre.</w:t>
-      </w:r>
-    </w:p>
-    <w:p>
-      <w:pPr>
-        <w:pStyle w:val="Cmsor1"/>
-      </w:pPr>
-      <w:bookmarkStart w:id="11" w:name="_Toc223429110"/>
-      <w:r>
-        <w:lastRenderedPageBreak/>
-        <w:t>6</w:t>
-      </w:r>
-      <w:r>
-        <w:t>. Könyv törlése</w:t>
-      </w:r>
-      <w:bookmarkEnd w:id="11"/>
-    </w:p>
-    <w:p>
-      <w:pPr>
-        <w:pStyle w:val="NormlWeb"/>
-      </w:pPr>
-      <w:r>
-        <w:t>A főoldalon lehetőség van könyv törlésére.</w:t>
-      </w:r>
-    </w:p>
-    <w:p>
-      <w:pPr>
-        <w:pStyle w:val="Cmsor3"/>
-      </w:pPr>
-    </w:p>
-    <w:p>
-      <w:pPr>
-        <w:pStyle w:val="Cmsor3"/>
-      </w:pPr>
-      <w:bookmarkStart w:id="12" w:name="_Toc223429111"/>
-      <w:r>
-        <w:t>Törlés menete:</w:t>
-      </w:r>
-      <w:bookmarkEnd w:id="12"/>
-    </w:p>
-    <w:p>
-      <w:pPr>
-        <w:pStyle w:val="NormlWeb"/>
-        <w:numPr>
-          <w:ilvl w:val="0"/>
-          <w:numId w:val="14"/>
-        </w:numPr>
-      </w:pPr>
-      <w:r>
-        <w:t>Jelölje ki a törölni kívánt könyvet a listában.</w:t>
-      </w:r>
-    </w:p>
-    <w:p>
-      <w:pPr>
-        <w:pStyle w:val="NormlWeb"/>
-        <w:numPr>
-          <w:ilvl w:val="0"/>
-          <w:numId w:val="14"/>
-        </w:numPr>
-      </w:pPr>
-      <w:r>
-        <w:t xml:space="preserve">Kattintson a </w:t>
-      </w:r>
-      <w:r>
-        <w:rPr>
-          <w:rStyle w:val="Kiemels2"/>
-          <w:rFonts w:eastAsiaTheme="majorEastAsia"/>
-        </w:rPr>
-        <w:t>„Törlés”</w:t>
-      </w:r>
-      <w:r>
-        <w:t xml:space="preserve"> gombra.</w:t>
-      </w:r>
-    </w:p>
-    <w:p>
-      <w:pPr>
-        <w:pStyle w:val="NormlWeb"/>
-        <w:numPr>
-          <w:ilvl w:val="0"/>
-          <w:numId w:val="14"/>
-        </w:numPr>
-      </w:pPr>
-      <w:r>
-        <w:t>A rendszer megerősítést kér.</w:t>
-      </w:r>
-    </w:p>
-    <w:p>
-      <w:pPr>
-        <w:pStyle w:val="NormlWeb"/>
-        <w:numPr>
-          <w:ilvl w:val="0"/>
-          <w:numId w:val="14"/>
-        </w:numPr>
-      </w:pPr>
-      <w:r>
-        <w:t>Jóváhagyás után a könyv törlésre kerül az adatbázisból.</w:t>
-      </w:r>
-    </w:p>
-    <w:p>
-      <w:pPr>
-        <w:pStyle w:val="NormlWeb"/>
-        <w:jc w:val="center"/>
-        <w:rPr>
-          <w:rFonts w:ascii="Segoe UI Emoji" w:hAnsi="Segoe UI Emoji" w:cs="Segoe UI Emoji"/>
-        </w:rPr>
-      </w:pPr>
-      <w:r>
-        <w:rPr>
-          <w:rFonts w:ascii="Segoe UI Emoji" w:hAnsi="Segoe UI Emoji" w:cs="Segoe UI Emoji"/>
+          <w:noProof/>
         </w:rPr>
         <w:drawing>
-          <wp:inline distT="0" distB="0" distL="0" distR="0" wp14:anchorId="6D827A0D" wp14:editId="48E4A493">
-            <wp:extent cx="5760720" cy="4355465"/>
-            <wp:effectExtent l="0" t="0" r="0" b="6985"/>
-            <wp:docPr id="6" name="Kép 6"/>
+          <wp:inline distT="0" distB="0" distL="0" distR="0" wp14:anchorId="75689EB0" wp14:editId="1E8CBA34">
+            <wp:extent cx="3848637" cy="3924848"/>
+            <wp:effectExtent l="0" t="0" r="0" b="0"/>
+            <wp:docPr id="4" name="Kép 4"/>
             <wp:cNvGraphicFramePr>
               <a:graphicFrameLocks xmlns:a="http://schemas.openxmlformats.org/drawingml/2006/main" noChangeAspect="1"/>
             </wp:cNvGraphicFramePr>
@@ -1205,7 +837,7 @@
                   <pic:spPr>
                     <a:xfrm>
                       <a:off x="0" y="0"/>
-                      <a:ext cx="5760720" cy="4355465"/>
+                      <a:ext cx="3848637" cy="3924848"/>
                     </a:xfrm>
                     <a:prstGeom prst="rect">
                       <a:avLst/>
@@ -1220,55 +852,34 @@
     </w:p>
     <w:p>
       <w:pPr>
-        <w:pStyle w:val="NormlWeb"/>
-      </w:pPr>
-      <w:r>
-        <w:rPr>
-          <w:rFonts w:ascii="Segoe UI Emoji" w:hAnsi="Segoe UI Emoji" w:cs="Segoe UI Emoji"/>
-        </w:rPr>
-        <w:t>⚠</w:t>
-      </w:r>
-      <w:r>
-        <w:t xml:space="preserve"> A törlés végleges művelet, nem visszavonható.</w:t>
-      </w:r>
-    </w:p>
-    <w:p>
-      <w:pPr>
-        <w:pStyle w:val="Cmsor1"/>
-      </w:pPr>
-      <w:bookmarkStart w:id="13" w:name="_Toc223429112"/>
-      <w:r>
-        <w:t>7</w:t>
-      </w:r>
-      <w:r>
-        <w:t>. Kilépés</w:t>
-      </w:r>
-      <w:bookmarkEnd w:id="13"/>
-    </w:p>
-    <w:p>
-      <w:pPr>
-        <w:pStyle w:val="NormlWeb"/>
-      </w:pPr>
-      <w:r>
-        <w:t xml:space="preserve">Az alkalmazás jobb felső sarkában található </w:t>
-      </w:r>
+        <w:pStyle w:val="Cmsor2"/>
+      </w:pPr>
+      <w:bookmarkStart w:id="9" w:name="_Toc223429107"/>
+      <w:r>
+        <w:t>5</w:t>
+      </w:r>
+      <w:r>
+        <w:t>.1 Kitöltendő mezők</w:t>
+      </w:r>
+      <w:bookmarkEnd w:id="9"/>
+    </w:p>
+    <w:p>
+      <w:pPr>
+        <w:pStyle w:val="NormlWeb"/>
+        <w:numPr>
+          <w:ilvl w:val="0"/>
+          <w:numId w:val="10"/>
+        </w:numPr>
+      </w:pPr>
       <w:r>
         <w:rPr>
           <w:rStyle w:val="Kiemels2"/>
           <w:rFonts w:eastAsiaTheme="majorEastAsia"/>
         </w:rPr>
-        <w:t>X</w:t>
-      </w:r>
-      <w:r>
-        <w:t xml:space="preserve"> gombbal a program bezárható.</w:t>
-      </w:r>
-    </w:p>
-    <w:p>
-      <w:pPr>
-        <w:pStyle w:val="NormlWeb"/>
-      </w:pPr>
-      <w:r>
-        <w:t>Kilépéskor:</w:t>
+        <w:t>Cím</w:t>
+      </w:r>
+      <w:r>
+        <w:t xml:space="preserve"> – a könyv címe</w:t>
       </w:r>
     </w:p>
     <w:p>
@@ -1276,17 +887,18 @@
         <w:pStyle w:val="NormlWeb"/>
         <w:numPr>
           <w:ilvl w:val="0"/>
-          <w:numId w:val="15"/>
+          <w:numId w:val="10"/>
         </w:numPr>
       </w:pPr>
       <w:r>
-        <w:t xml:space="preserve">Megkérdezi az </w:t>
-      </w:r>
-      <w:r>
-        <w:t>adminisztrátort/rendszergazdát</w:t>
-      </w:r>
-      <w:r>
-        <w:t>, hogy válasszon a lehetőségek közül</w:t>
+        <w:rPr>
+          <w:rStyle w:val="Kiemels2"/>
+          <w:rFonts w:eastAsiaTheme="majorEastAsia"/>
+        </w:rPr>
+        <w:t>Szerző</w:t>
+      </w:r>
+      <w:r>
+        <w:t xml:space="preserve"> – a könyv szerzője</w:t>
       </w:r>
     </w:p>
     <w:p>
@@ -1294,18 +906,18 @@
         <w:pStyle w:val="NormlWeb"/>
         <w:numPr>
           <w:ilvl w:val="0"/>
-          <w:numId w:val="15"/>
+          <w:numId w:val="10"/>
         </w:numPr>
       </w:pPr>
       <w:r>
-        <w:lastRenderedPageBreak/>
-        <w:t xml:space="preserve">Kijelentkezés esetén kijelentkezteti az </w:t>
-      </w:r>
-      <w:r>
-        <w:t>adminisztrátort/rendszergazdát</w:t>
-      </w:r>
-      <w:r>
-        <w:t>, és visszadob a bejelentkezés oldalra</w:t>
+        <w:rPr>
+          <w:rStyle w:val="Kiemels2"/>
+          <w:rFonts w:eastAsiaTheme="majorEastAsia"/>
+        </w:rPr>
+        <w:t>Kategória</w:t>
+      </w:r>
+      <w:r>
+        <w:t xml:space="preserve"> – legördülő listából választható</w:t>
       </w:r>
     </w:p>
     <w:p>
@@ -1313,17 +925,18 @@
         <w:pStyle w:val="NormlWeb"/>
         <w:numPr>
           <w:ilvl w:val="0"/>
-          <w:numId w:val="15"/>
+          <w:numId w:val="10"/>
         </w:numPr>
       </w:pPr>
       <w:r>
-        <w:t xml:space="preserve">Kilépés esetén kijelentkezteti az </w:t>
-      </w:r>
-      <w:r>
-        <w:t>adminisztrátort/rendszergazdát</w:t>
-      </w:r>
-      <w:r>
-        <w:t xml:space="preserve"> és bezárja a programot</w:t>
+        <w:rPr>
+          <w:rStyle w:val="Kiemels2"/>
+          <w:rFonts w:eastAsiaTheme="majorEastAsia"/>
+        </w:rPr>
+        <w:t>Leírás</w:t>
+      </w:r>
+      <w:r>
+        <w:t xml:space="preserve"> – részletes ismertető</w:t>
       </w:r>
     </w:p>
     <w:p>
@@ -1331,11 +944,104 @@
         <w:pStyle w:val="NormlWeb"/>
         <w:numPr>
           <w:ilvl w:val="0"/>
-          <w:numId w:val="15"/>
+          <w:numId w:val="10"/>
         </w:numPr>
       </w:pPr>
       <w:r>
-        <w:t>A munkamenet megszűnik.</w:t>
+        <w:rPr>
+          <w:rStyle w:val="Kiemels2"/>
+          <w:rFonts w:eastAsiaTheme="majorEastAsia"/>
+        </w:rPr>
+        <w:t>Kép</w:t>
+      </w:r>
+      <w:r>
+        <w:t xml:space="preserve"> – könyv borítóképe</w:t>
+      </w:r>
+    </w:p>
+    <w:p>
+      <w:pPr>
+        <w:pStyle w:val="Cmsor3"/>
+      </w:pPr>
+    </w:p>
+    <w:p>
+      <w:pPr>
+        <w:pStyle w:val="Cmsor2"/>
+      </w:pPr>
+      <w:bookmarkStart w:id="10" w:name="_Toc223429108"/>
+      <w:r>
+        <w:t>5</w:t>
+      </w:r>
+      <w:r>
+        <w:t>.2 Könyv mentése</w:t>
+      </w:r>
+      <w:bookmarkEnd w:id="10"/>
+    </w:p>
+    <w:p>
+      <w:pPr>
+        <w:pStyle w:val="NormlWeb"/>
+        <w:numPr>
+          <w:ilvl w:val="0"/>
+          <w:numId w:val="11"/>
+        </w:numPr>
+      </w:pPr>
+      <w:r>
+        <w:t>Töltse ki a kötelező mezőket.</w:t>
+      </w:r>
+    </w:p>
+    <w:p>
+      <w:pPr>
+        <w:pStyle w:val="NormlWeb"/>
+        <w:numPr>
+          <w:ilvl w:val="0"/>
+          <w:numId w:val="11"/>
+        </w:numPr>
+      </w:pPr>
+      <w:r>
+        <w:t xml:space="preserve">Kattintson a </w:t>
+      </w:r>
+      <w:r>
+        <w:rPr>
+          <w:rStyle w:val="Kiemels2"/>
+          <w:rFonts w:eastAsiaTheme="majorEastAsia"/>
+        </w:rPr>
+        <w:t>„Kép választása”</w:t>
+      </w:r>
+      <w:r>
+        <w:t xml:space="preserve"> gombra (ha képet is szeretne feltölteni).</w:t>
+      </w:r>
+    </w:p>
+    <w:p>
+      <w:pPr>
+        <w:pStyle w:val="NormlWeb"/>
+        <w:numPr>
+          <w:ilvl w:val="0"/>
+          <w:numId w:val="11"/>
+        </w:numPr>
+      </w:pPr>
+      <w:r>
+        <w:t>Válasszon ki egy képfájlt a számítógépről.</w:t>
+      </w:r>
+    </w:p>
+    <w:p>
+      <w:pPr>
+        <w:pStyle w:val="NormlWeb"/>
+        <w:numPr>
+          <w:ilvl w:val="0"/>
+          <w:numId w:val="11"/>
+        </w:numPr>
+      </w:pPr>
+      <w:r>
+        <w:t xml:space="preserve">Kattintson a </w:t>
+      </w:r>
+      <w:r>
+        <w:rPr>
+          <w:rStyle w:val="Kiemels2"/>
+          <w:rFonts w:eastAsiaTheme="majorEastAsia"/>
+        </w:rPr>
+        <w:t>„Mentés”</w:t>
+      </w:r>
+      <w:r>
+        <w:t xml:space="preserve"> gombra.</w:t>
       </w:r>
     </w:p>
     <w:p>
@@ -1345,11 +1051,15 @@
         <w:jc w:val="center"/>
       </w:pPr>
       <w:r>
+        <w:rPr>
+          <w:noProof/>
+        </w:rPr>
+        <w:lastRenderedPageBreak/>
         <w:drawing>
-          <wp:inline distT="0" distB="0" distL="0" distR="0" wp14:anchorId="0C40507A" wp14:editId="1A3A00EF">
-            <wp:extent cx="4086225" cy="2048421"/>
-            <wp:effectExtent l="0" t="0" r="0" b="9525"/>
-            <wp:docPr id="7" name="Kép 7"/>
+          <wp:inline distT="0" distB="0" distL="0" distR="0" wp14:anchorId="399014DB" wp14:editId="04A98785">
+            <wp:extent cx="3858163" cy="3915321"/>
+            <wp:effectExtent l="0" t="0" r="9525" b="9525"/>
+            <wp:docPr id="5" name="Kép 5"/>
             <wp:cNvGraphicFramePr>
               <a:graphicFrameLocks xmlns:a="http://schemas.openxmlformats.org/drawingml/2006/main" noChangeAspect="1"/>
             </wp:cNvGraphicFramePr>
@@ -1369,7 +1079,7 @@
                   <pic:spPr>
                     <a:xfrm>
                       <a:off x="0" y="0"/>
-                      <a:ext cx="4192539" cy="2101716"/>
+                      <a:ext cx="3858163" cy="3915321"/>
                     </a:xfrm>
                     <a:prstGeom prst="rect">
                       <a:avLst/>
@@ -1384,23 +1094,10 @@
     </w:p>
     <w:p>
       <w:pPr>
-        <w:pStyle w:val="Cmsor1"/>
-      </w:pPr>
-      <w:bookmarkStart w:id="14" w:name="_Toc223429113"/>
-      <w:r>
-        <w:t>8</w:t>
-      </w:r>
-      <w:r>
-        <w:t>. Hibakezelés</w:t>
-      </w:r>
-      <w:bookmarkEnd w:id="14"/>
-    </w:p>
-    <w:p>
-      <w:pPr>
-        <w:pStyle w:val="NormlWeb"/>
-      </w:pPr>
-      <w:r>
-        <w:t>A rendszer az alábbi esetekben hibaüzenetet jeleníthet meg:</w:t>
+        <w:pStyle w:val="NormlWeb"/>
+      </w:pPr>
+      <w:r>
+        <w:t>Sikeres mentés után:</w:t>
       </w:r>
     </w:p>
     <w:p>
@@ -1408,11 +1105,11 @@
         <w:pStyle w:val="NormlWeb"/>
         <w:numPr>
           <w:ilvl w:val="0"/>
-          <w:numId w:val="16"/>
+          <w:numId w:val="12"/>
         </w:numPr>
       </w:pPr>
       <w:r>
-        <w:t>Hibás bejelentkezési adatok</w:t>
+        <w:t>A könyv bekerül az adatbázisba.</w:t>
       </w:r>
     </w:p>
     <w:p>
@@ -1420,11 +1117,42 @@
         <w:pStyle w:val="NormlWeb"/>
         <w:numPr>
           <w:ilvl w:val="0"/>
-          <w:numId w:val="16"/>
+          <w:numId w:val="12"/>
         </w:numPr>
       </w:pPr>
       <w:r>
-        <w:t>Kötelező mezők üresen hagyása</w:t>
+        <w:t>Megjelenik a főoldali listában.</w:t>
+      </w:r>
+    </w:p>
+    <w:p>
+      <w:pPr>
+        <w:pStyle w:val="Cmsor2"/>
+      </w:pPr>
+      <w:bookmarkStart w:id="11" w:name="_Toc223429109"/>
+      <w:r>
+        <w:t>5</w:t>
+      </w:r>
+      <w:r>
+        <w:t>.3 Mégse gomb</w:t>
+      </w:r>
+      <w:bookmarkEnd w:id="11"/>
+    </w:p>
+    <w:p>
+      <w:pPr>
+        <w:pStyle w:val="NormlWeb"/>
+      </w:pPr>
+      <w:r>
+        <w:t xml:space="preserve">A </w:t>
+      </w:r>
+      <w:r>
+        <w:rPr>
+          <w:rStyle w:val="Kiemels2"/>
+          <w:rFonts w:eastAsiaTheme="majorEastAsia"/>
+        </w:rPr>
+        <w:t>„Mégse”</w:t>
+      </w:r>
+      <w:r>
+        <w:t xml:space="preserve"> gomb megnyomásával:</w:t>
       </w:r>
     </w:p>
     <w:p>
@@ -1432,11 +1160,11 @@
         <w:pStyle w:val="NormlWeb"/>
         <w:numPr>
           <w:ilvl w:val="0"/>
-          <w:numId w:val="16"/>
+          <w:numId w:val="13"/>
         </w:numPr>
       </w:pPr>
       <w:r>
-        <w:t>Nem támogatott képfájl feltöltése</w:t>
+        <w:t>A rendszer elveti a módosításokat.</w:t>
       </w:r>
     </w:p>
     <w:p>
@@ -1444,31 +1172,59 @@
         <w:pStyle w:val="NormlWeb"/>
         <w:numPr>
           <w:ilvl w:val="0"/>
-          <w:numId w:val="16"/>
+          <w:numId w:val="13"/>
         </w:numPr>
       </w:pPr>
       <w:r>
-        <w:t>Adatbázis kapcsolódási hiba</w:t>
-      </w:r>
-    </w:p>
-    <w:p>
-      <w:pPr>
-        <w:pStyle w:val="NormlWeb"/>
-      </w:pPr>
-      <w:r>
-        <w:t>Az adminisztrátornak javasolt:</w:t>
-      </w:r>
+        <w:t>Visszalép az előző képernyőre.</w:t>
+      </w:r>
+    </w:p>
+    <w:p>
+      <w:pPr>
+        <w:pStyle w:val="Cmsor1"/>
+      </w:pPr>
+      <w:bookmarkStart w:id="12" w:name="_Toc223429110"/>
+      <w:r>
+        <w:t>6</w:t>
+      </w:r>
+      <w:r>
+        <w:t>. Könyv törlése</w:t>
+      </w:r>
+      <w:bookmarkEnd w:id="12"/>
+    </w:p>
+    <w:p>
+      <w:pPr>
+        <w:pStyle w:val="NormlWeb"/>
+      </w:pPr>
+      <w:r>
+        <w:t>A főoldalon lehetőség van könyv törlésére.</w:t>
+      </w:r>
+    </w:p>
+    <w:p>
+      <w:pPr>
+        <w:pStyle w:val="Cmsor3"/>
+      </w:pPr>
+    </w:p>
+    <w:p>
+      <w:pPr>
+        <w:pStyle w:val="Cmsor3"/>
+      </w:pPr>
+      <w:bookmarkStart w:id="13" w:name="_Toc223429111"/>
+      <w:r>
+        <w:t>Törlés menete:</w:t>
+      </w:r>
+      <w:bookmarkEnd w:id="13"/>
     </w:p>
     <w:p>
       <w:pPr>
         <w:pStyle w:val="NormlWeb"/>
         <w:numPr>
           <w:ilvl w:val="0"/>
-          <w:numId w:val="17"/>
+          <w:numId w:val="14"/>
         </w:numPr>
       </w:pPr>
       <w:r>
-        <w:t>Ellenőrizni az internet- vagy adatbázis-kapcsolatot</w:t>
+        <w:t>Jelölje ki a törölni kívánt könyvet a listában.</w:t>
       </w:r>
     </w:p>
     <w:p>
@@ -1476,11 +1232,21 @@
         <w:pStyle w:val="NormlWeb"/>
         <w:numPr>
           <w:ilvl w:val="0"/>
-          <w:numId w:val="17"/>
+          <w:numId w:val="14"/>
         </w:numPr>
       </w:pPr>
       <w:r>
-        <w:t>Ellenőrizni az adatbevitel helyességét</w:t>
+        <w:t xml:space="preserve">Kattintson a </w:t>
+      </w:r>
+      <w:r>
+        <w:rPr>
+          <w:rStyle w:val="Kiemels2"/>
+          <w:rFonts w:eastAsiaTheme="majorEastAsia"/>
+        </w:rPr>
+        <w:t>„Törlés”</w:t>
+      </w:r>
+      <w:r>
+        <w:t xml:space="preserve"> gombra.</w:t>
       </w:r>
     </w:p>
     <w:p>
@@ -1488,20 +1254,44 @@
         <w:pStyle w:val="NormlWeb"/>
         <w:numPr>
           <w:ilvl w:val="0"/>
-          <w:numId w:val="17"/>
+          <w:numId w:val="14"/>
         </w:numPr>
       </w:pPr>
       <w:r>
-        <w:t>Szükség esetén értesíteni a fejlesztőt vagy rendszergazdát</w:t>
-      </w:r>
-      <w:bookmarkStart w:id="15" w:name="_Toc223429014"/>
-      <w:bookmarkStart w:id="16" w:name="_Toc223429114"/>
-      <w:r>
+        <w:t>A rendszer megerősítést kér.</w:t>
+      </w:r>
+    </w:p>
+    <w:p>
+      <w:pPr>
+        <w:pStyle w:val="NormlWeb"/>
+        <w:numPr>
+          <w:ilvl w:val="0"/>
+          <w:numId w:val="14"/>
+        </w:numPr>
+      </w:pPr>
+      <w:r>
+        <w:t>Jóváhagyás után a könyv törlésre kerül az adatbázisból.</w:t>
+      </w:r>
+    </w:p>
+    <w:p>
+      <w:pPr>
+        <w:pStyle w:val="NormlWeb"/>
+        <w:jc w:val="center"/>
+        <w:rPr>
+          <w:rFonts w:ascii="Segoe UI Emoji" w:hAnsi="Segoe UI Emoji" w:cs="Segoe UI Emoji"/>
+        </w:rPr>
+      </w:pPr>
+      <w:r>
+        <w:rPr>
+          <w:rFonts w:ascii="Segoe UI Emoji" w:hAnsi="Segoe UI Emoji" w:cs="Segoe UI Emoji"/>
+          <w:noProof/>
+        </w:rPr>
+        <w:lastRenderedPageBreak/>
         <w:drawing>
-          <wp:inline distT="0" distB="0" distL="0" distR="0" wp14:anchorId="15B29B88" wp14:editId="0005671C">
-            <wp:extent cx="4988843" cy="2790825"/>
-            <wp:effectExtent l="0" t="0" r="2540" b="0"/>
-            <wp:docPr id="8" name="Kép 8"/>
+          <wp:inline distT="0" distB="0" distL="0" distR="0" wp14:anchorId="6D827A0D" wp14:editId="48E4A493">
+            <wp:extent cx="5760720" cy="4355465"/>
+            <wp:effectExtent l="0" t="0" r="0" b="6985"/>
+            <wp:docPr id="6" name="Kép 6"/>
             <wp:cNvGraphicFramePr>
               <a:graphicFrameLocks xmlns:a="http://schemas.openxmlformats.org/drawingml/2006/main" noChangeAspect="1"/>
             </wp:cNvGraphicFramePr>
@@ -1521,6 +1311,310 @@
                   <pic:spPr>
                     <a:xfrm>
                       <a:off x="0" y="0"/>
+                      <a:ext cx="5760720" cy="4355465"/>
+                    </a:xfrm>
+                    <a:prstGeom prst="rect">
+                      <a:avLst/>
+                    </a:prstGeom>
+                  </pic:spPr>
+                </pic:pic>
+              </a:graphicData>
+            </a:graphic>
+          </wp:inline>
+        </w:drawing>
+      </w:r>
+    </w:p>
+    <w:p>
+      <w:pPr>
+        <w:pStyle w:val="NormlWeb"/>
+      </w:pPr>
+      <w:r>
+        <w:rPr>
+          <w:rFonts w:ascii="Segoe UI Emoji" w:hAnsi="Segoe UI Emoji" w:cs="Segoe UI Emoji"/>
+        </w:rPr>
+        <w:t>⚠</w:t>
+      </w:r>
+      <w:r>
+        <w:t xml:space="preserve"> A törlés végleges művelet, nem visszavonható.</w:t>
+      </w:r>
+    </w:p>
+    <w:p>
+      <w:pPr>
+        <w:pStyle w:val="Cmsor1"/>
+      </w:pPr>
+      <w:bookmarkStart w:id="14" w:name="_Toc223429112"/>
+      <w:r>
+        <w:t>7</w:t>
+      </w:r>
+      <w:r>
+        <w:t>. Kilépés</w:t>
+      </w:r>
+      <w:bookmarkEnd w:id="14"/>
+    </w:p>
+    <w:p>
+      <w:pPr>
+        <w:pStyle w:val="NormlWeb"/>
+      </w:pPr>
+      <w:r>
+        <w:t xml:space="preserve">Az alkalmazás jobb felső sarkában található </w:t>
+      </w:r>
+      <w:r>
+        <w:rPr>
+          <w:rStyle w:val="Kiemels2"/>
+          <w:rFonts w:eastAsiaTheme="majorEastAsia"/>
+        </w:rPr>
+        <w:t>X</w:t>
+      </w:r>
+      <w:r>
+        <w:t xml:space="preserve"> gombbal a program bezárható.</w:t>
+      </w:r>
+    </w:p>
+    <w:p>
+      <w:pPr>
+        <w:pStyle w:val="NormlWeb"/>
+      </w:pPr>
+      <w:r>
+        <w:t>Kilépéskor:</w:t>
+      </w:r>
+    </w:p>
+    <w:p>
+      <w:pPr>
+        <w:pStyle w:val="NormlWeb"/>
+        <w:numPr>
+          <w:ilvl w:val="0"/>
+          <w:numId w:val="15"/>
+        </w:numPr>
+      </w:pPr>
+      <w:r>
+        <w:t>Megkérdezi az adminisztrátort/rendszergazdát, hogy válasszon a lehetőségek közül</w:t>
+      </w:r>
+    </w:p>
+    <w:p>
+      <w:pPr>
+        <w:pStyle w:val="NormlWeb"/>
+        <w:numPr>
+          <w:ilvl w:val="0"/>
+          <w:numId w:val="15"/>
+        </w:numPr>
+      </w:pPr>
+      <w:r>
+        <w:t>Kijelentkezés esetén kijelentkezteti az adminisztrátort/rendszergazdát, és visszadob a bejelentkezés oldalra</w:t>
+      </w:r>
+    </w:p>
+    <w:p>
+      <w:pPr>
+        <w:pStyle w:val="NormlWeb"/>
+        <w:numPr>
+          <w:ilvl w:val="0"/>
+          <w:numId w:val="15"/>
+        </w:numPr>
+      </w:pPr>
+      <w:r>
+        <w:t>Kilépés esetén kijelentkezteti az adminisztrátort/rendszergazdát és bezárja a programot</w:t>
+      </w:r>
+    </w:p>
+    <w:p>
+      <w:pPr>
+        <w:pStyle w:val="NormlWeb"/>
+        <w:numPr>
+          <w:ilvl w:val="0"/>
+          <w:numId w:val="15"/>
+        </w:numPr>
+      </w:pPr>
+      <w:r>
+        <w:t>A munkamenet megszűnik.</w:t>
+      </w:r>
+    </w:p>
+    <w:p>
+      <w:pPr>
+        <w:pStyle w:val="NormlWeb"/>
+        <w:ind w:left="720"/>
+        <w:jc w:val="center"/>
+      </w:pPr>
+      <w:r>
+        <w:rPr>
+          <w:noProof/>
+        </w:rPr>
+        <w:lastRenderedPageBreak/>
+        <w:drawing>
+          <wp:inline distT="0" distB="0" distL="0" distR="0" wp14:anchorId="0C40507A" wp14:editId="1A3A00EF">
+            <wp:extent cx="4086225" cy="2048421"/>
+            <wp:effectExtent l="0" t="0" r="0" b="9525"/>
+            <wp:docPr id="7" name="Kép 7"/>
+            <wp:cNvGraphicFramePr>
+              <a:graphicFrameLocks xmlns:a="http://schemas.openxmlformats.org/drawingml/2006/main" noChangeAspect="1"/>
+            </wp:cNvGraphicFramePr>
+            <a:graphic xmlns:a="http://schemas.openxmlformats.org/drawingml/2006/main">
+              <a:graphicData uri="http://schemas.openxmlformats.org/drawingml/2006/picture">
+                <pic:pic xmlns:pic="http://schemas.openxmlformats.org/drawingml/2006/picture">
+                  <pic:nvPicPr>
+                    <pic:cNvPr id="1" name=""/>
+                    <pic:cNvPicPr/>
+                  </pic:nvPicPr>
+                  <pic:blipFill>
+                    <a:blip r:embed="rId14"/>
+                    <a:stretch>
+                      <a:fillRect/>
+                    </a:stretch>
+                  </pic:blipFill>
+                  <pic:spPr>
+                    <a:xfrm>
+                      <a:off x="0" y="0"/>
+                      <a:ext cx="4192539" cy="2101716"/>
+                    </a:xfrm>
+                    <a:prstGeom prst="rect">
+                      <a:avLst/>
+                    </a:prstGeom>
+                  </pic:spPr>
+                </pic:pic>
+              </a:graphicData>
+            </a:graphic>
+          </wp:inline>
+        </w:drawing>
+      </w:r>
+    </w:p>
+    <w:p>
+      <w:pPr>
+        <w:pStyle w:val="Cmsor1"/>
+      </w:pPr>
+      <w:bookmarkStart w:id="15" w:name="_Toc223429113"/>
+      <w:r>
+        <w:t>8</w:t>
+      </w:r>
+      <w:r>
+        <w:t>. Hibakezelés</w:t>
+      </w:r>
+      <w:bookmarkEnd w:id="15"/>
+    </w:p>
+    <w:p>
+      <w:pPr>
+        <w:pStyle w:val="NormlWeb"/>
+      </w:pPr>
+      <w:r>
+        <w:t>A rendszer az alábbi esetekben hibaüzenetet jeleníthet meg:</w:t>
+      </w:r>
+    </w:p>
+    <w:p>
+      <w:pPr>
+        <w:pStyle w:val="NormlWeb"/>
+        <w:numPr>
+          <w:ilvl w:val="0"/>
+          <w:numId w:val="16"/>
+        </w:numPr>
+      </w:pPr>
+      <w:r>
+        <w:t>Hibás bejelentkezési adatok</w:t>
+      </w:r>
+    </w:p>
+    <w:p>
+      <w:pPr>
+        <w:pStyle w:val="NormlWeb"/>
+        <w:numPr>
+          <w:ilvl w:val="0"/>
+          <w:numId w:val="16"/>
+        </w:numPr>
+      </w:pPr>
+      <w:r>
+        <w:t>Kötelező mezők üresen hagyása</w:t>
+      </w:r>
+    </w:p>
+    <w:p>
+      <w:pPr>
+        <w:pStyle w:val="NormlWeb"/>
+        <w:numPr>
+          <w:ilvl w:val="0"/>
+          <w:numId w:val="16"/>
+        </w:numPr>
+      </w:pPr>
+      <w:r>
+        <w:t>Nem támogatott képfájl feltöltése</w:t>
+      </w:r>
+    </w:p>
+    <w:p>
+      <w:pPr>
+        <w:pStyle w:val="NormlWeb"/>
+        <w:numPr>
+          <w:ilvl w:val="0"/>
+          <w:numId w:val="16"/>
+        </w:numPr>
+      </w:pPr>
+      <w:r>
+        <w:t>Adatbázis kapcsolódási hiba</w:t>
+      </w:r>
+    </w:p>
+    <w:p>
+      <w:pPr>
+        <w:pStyle w:val="NormlWeb"/>
+      </w:pPr>
+      <w:r>
+        <w:t>Az adminisztrátornak javasolt:</w:t>
+      </w:r>
+    </w:p>
+    <w:p>
+      <w:pPr>
+        <w:pStyle w:val="NormlWeb"/>
+        <w:numPr>
+          <w:ilvl w:val="0"/>
+          <w:numId w:val="17"/>
+        </w:numPr>
+      </w:pPr>
+      <w:r>
+        <w:t>Ellenőrizni az internet- vagy adatbázis-kapcsolatot</w:t>
+      </w:r>
+    </w:p>
+    <w:p>
+      <w:pPr>
+        <w:pStyle w:val="NormlWeb"/>
+        <w:numPr>
+          <w:ilvl w:val="0"/>
+          <w:numId w:val="17"/>
+        </w:numPr>
+      </w:pPr>
+      <w:r>
+        <w:t>Ellenőrizni az adatbevitel helyességét</w:t>
+      </w:r>
+    </w:p>
+    <w:p>
+      <w:pPr>
+        <w:pStyle w:val="NormlWeb"/>
+        <w:numPr>
+          <w:ilvl w:val="0"/>
+          <w:numId w:val="17"/>
+        </w:numPr>
+      </w:pPr>
+      <w:r>
+        <w:t>Szükség esetén értesíteni a fejlesztőt vagy rendszergazdát</w:t>
+      </w:r>
+      <w:bookmarkStart w:id="16" w:name="_Toc223429014"/>
+      <w:bookmarkStart w:id="17" w:name="_Toc223429114"/>
+      <w:r>
+        <w:rPr>
+          <w:noProof/>
+        </w:rPr>
+        <w:drawing>
+          <wp:inline distT="0" distB="0" distL="0" distR="0" wp14:anchorId="15B29B88" wp14:editId="0005671C">
+            <wp:extent cx="4988843" cy="2790825"/>
+            <wp:effectExtent l="0" t="0" r="2540" b="0"/>
+            <wp:docPr id="8" name="Kép 8"/>
+            <wp:cNvGraphicFramePr>
+              <a:graphicFrameLocks xmlns:a="http://schemas.openxmlformats.org/drawingml/2006/main" noChangeAspect="1"/>
+            </wp:cNvGraphicFramePr>
+            <a:graphic xmlns:a="http://schemas.openxmlformats.org/drawingml/2006/main">
+              <a:graphicData uri="http://schemas.openxmlformats.org/drawingml/2006/picture">
+                <pic:pic xmlns:pic="http://schemas.openxmlformats.org/drawingml/2006/picture">
+                  <pic:nvPicPr>
+                    <pic:cNvPr id="1" name=""/>
+                    <pic:cNvPicPr/>
+                  </pic:nvPicPr>
+                  <pic:blipFill>
+                    <a:blip r:embed="rId15"/>
+                    <a:stretch>
+                      <a:fillRect/>
+                    </a:stretch>
+                  </pic:blipFill>
+                  <pic:spPr>
+                    <a:xfrm>
+                      <a:off x="0" y="0"/>
                       <a:ext cx="5089036" cy="2846874"/>
                     </a:xfrm>
                     <a:prstGeom prst="rect">
@@ -1533,21 +1627,21 @@
           </wp:inline>
         </w:drawing>
       </w:r>
-      <w:bookmarkEnd w:id="15"/>
       <w:bookmarkEnd w:id="16"/>
+      <w:bookmarkEnd w:id="17"/>
     </w:p>
     <w:p>
       <w:pPr>
         <w:pStyle w:val="Cmsor1"/>
       </w:pPr>
-      <w:bookmarkStart w:id="17" w:name="_Toc223429115"/>
+      <w:bookmarkStart w:id="18" w:name="_Toc223429115"/>
       <w:r>
         <w:t>9</w:t>
       </w:r>
       <w:r>
         <w:t>. Összefoglalás</w:t>
       </w:r>
-      <w:bookmarkEnd w:id="17"/>
+      <w:bookmarkEnd w:id="18"/>
     </w:p>
     <w:p>
       <w:pPr>
@@ -1574,6 +1668,7 @@
         </w:numPr>
       </w:pPr>
       <w:r>
+        <w:lastRenderedPageBreak/>
         <w:t>könyvek rögzítését</w:t>
       </w:r>
     </w:p>
@@ -1626,6 +1721,13 @@
     </w:p>
     <w:sdt>
       <w:sdtPr>
+        <w:rPr>
+          <w:rFonts w:asciiTheme="minorHAnsi" w:eastAsiaTheme="minorHAnsi" w:hAnsiTheme="minorHAnsi" w:cstheme="minorBidi"/>
+          <w:color w:val="auto"/>
+          <w:sz w:val="22"/>
+          <w:szCs w:val="22"/>
+          <w:lang w:eastAsia="en-US"/>
+        </w:rPr>
         <w:id w:val="1525825064"/>
         <w:docPartObj>
           <w:docPartGallery w:val="Table of Contents"/>
@@ -1634,13 +1736,8 @@
       </w:sdtPr>
       <w:sdtEndPr>
         <w:rPr>
-          <w:rFonts w:asciiTheme="minorHAnsi" w:eastAsiaTheme="minorHAnsi" w:hAnsiTheme="minorHAnsi" w:cstheme="minorBidi"/>
           <w:b/>
           <w:bCs/>
-          <w:color w:val="auto"/>
-          <w:sz w:val="22"/>
-          <w:szCs w:val="22"/>
-          <w:lang w:eastAsia="en-US"/>
         </w:rPr>
       </w:sdtEndPr>
       <w:sdtContent>
@@ -2794,8 +2891,6 @@
         </w:p>
       </w:sdtContent>
     </w:sdt>
-    <w:bookmarkStart w:id="18" w:name="_GoBack" w:displacedByCustomXml="prev"/>
-    <w:bookmarkEnd w:id="18" w:displacedByCustomXml="prev"/>
     <w:sectPr>
       <w:pgSz w:w="11906" w:h="16838"/>
       <w:pgMar w:top="1417" w:right="1417" w:bottom="1417" w:left="1417" w:header="708" w:footer="708" w:gutter="0"/>
@@ -5923,6 +6018,7 @@
   <w:style w:type="character" w:default="1" w:styleId="Bekezdsalapbettpusa">
     <w:name w:val="Default Paragraph Font"/>
     <w:uiPriority w:val="1"/>
+    <w:semiHidden/>
     <w:unhideWhenUsed/>
   </w:style>
   <w:style w:type="table" w:default="1" w:styleId="Normltblzat">
@@ -6381,7 +6477,7 @@
 </file>
 
 <file path=customXml/itemProps1.xml><?xml version="1.0" encoding="utf-8"?>
-<ds:datastoreItem xmlns:ds="http://schemas.openxmlformats.org/officeDocument/2006/customXml" ds:itemID="{6D18ECA2-1B44-4F39-8569-BBD35425136C}">
+<ds:datastoreItem xmlns:ds="http://schemas.openxmlformats.org/officeDocument/2006/customXml" ds:itemID="{77DEE972-BB05-4248-A4CE-980A6F0CF0D2}">
   <ds:schemaRefs>
     <ds:schemaRef ds:uri="http://schemas.openxmlformats.org/officeDocument/2006/bibliography"/>
   </ds:schemaRefs>
